--- a/LifeMetric/docs/LifeMetrics_Developer_Guide.docx
+++ b/LifeMetric/docs/LifeMetrics_Developer_Guide.docx
@@ -8,11 +8,6 @@
       </w:pPr>
       <w:r>
         <w:t>Developer &amp; Third-Party Integration Guide</w:t>
-      </w:r>
-    </w:p>
-    <w:p>
-      <w:r>
-        <w:t>Target System: LifeMetrics Ambient Intelligence System</w:t>
       </w:r>
     </w:p>
     <w:p>
@@ -43,12 +38,22 @@
     </w:p>
     <w:p>
       <w:r>
-        <w:t>Reviewers: Amani (Security &amp; Compliance), Sade (Product Strategy)</w:t>
+        <w:t>Reviewers: Amani Wanjiru (Security &amp; Compliance), Sade (Product Strategy)</w:t>
       </w:r>
     </w:p>
     <w:p>
       <w:r>
-        <w:t>Status: Integration Specification v1.0</w:t>
+        <w:t>Date: Tuesday, 23 June 2026</w:t>
+      </w:r>
+    </w:p>
+    <w:p>
+      <w:r>
+        <w:t>Version: 1.1.0</w:t>
+      </w:r>
+    </w:p>
+    <w:p>
+      <w:r>
+        <w:t>Status: Approved Integration Specification</w:t>
       </w:r>
     </w:p>
     <w:p>
@@ -91,19 +96,13 @@
       </w:r>
     </w:p>
     <w:p>
-      <w:pPr>
-        <w:pStyle w:val="ListBullet"/>
-      </w:pPr>
       <w:r>
-        <w:t xml:space="preserve">  Endpoint: POST https://auth.lifemetric.com/oauth/token</w:t>
+        <w:t>Endpoint: POST https://auth.lifemetric.com/oauth/token</w:t>
       </w:r>
     </w:p>
     <w:p>
-      <w:pPr>
-        <w:pStyle w:val="ListBullet"/>
-      </w:pPr>
       <w:r>
-        <w:t xml:space="preserve">  Payload: grant_type=client_credentials&amp;client_id=&lt;PARTNER_ID&gt;&amp;client_secret=&lt;PARTNER_SECRET&gt;&amp;scope=read:vitals write:alerts</w:t>
+        <w:t>Payload: grant_type=client_credentials&amp;client_id=&lt;PARTNER_ID&gt;&amp;client_secret=&lt;PARTNER_SECRET&gt;&amp;scope=read:vitals write:alerts</w:t>
       </w:r>
     </w:p>
     <w:p>
@@ -124,17 +123,7 @@
     </w:p>
     <w:p>
       <w:r>
-        <w:t>`</w:t>
-      </w:r>
-    </w:p>
-    <w:p>
-      <w:r>
         <w:t>Authorization: Bearer &lt;JWT_ACCESS_TOKEN&gt;</w:t>
-      </w:r>
-    </w:p>
-    <w:p>
-      <w:r>
-        <w:t>`</w:t>
       </w:r>
     </w:p>
     <w:p>
@@ -182,7 +171,7 @@
     </w:p>
     <w:p>
       <w:r>
-        <w:t>[ 2. Environment Calibration ] ──&gt; 48-Hour local RAM baseline profiling</w:t>
+        <w:t>[ 2. Environment Calibration ] ──&gt; 48-Hour local RAM baseline profiling (with Fallback Monitoring active)</w:t>
       </w:r>
     </w:p>
     <w:p>
@@ -381,6 +370,14 @@
       </w:r>
     </w:p>
     <w:p>
+      <w:pPr>
+        <w:pStyle w:val="ListBullet"/>
+      </w:pPr>
+      <w:r>
+        <w:t xml:space="preserve">  Fallback Fall Monitoring Active: During this 48-hour window, the resident is protected from minute one. The system runs in a "Heuristic Fallback Mode", bypassing personalized mobility profiling to detect falls using static conservative thresholds (raw downward velocity, deceleration, and acoustic thud). All webhooks triggered during this phase are flagged with "calibration_phase": true and "confidence_status": "reduced_confidence".</w:t>
+      </w:r>
+    </w:p>
+    <w:p>
       <w:r>
         <w:t>---</w:t>
       </w:r>
@@ -537,7 +534,17 @@
     </w:p>
     <w:p>
       <w:r>
-        <w:t>"velocity_vector_m_s": -2.18</w:t>
+        <w:t>"velocity_vector_m_s": -2.18,</w:t>
+      </w:r>
+    </w:p>
+    <w:p>
+      <w:r>
+        <w:t>"calibration_phase": false,</w:t>
+      </w:r>
+    </w:p>
+    <w:p>
+      <w:r>
+        <w:t>"confidence_status": "high"</w:t>
       </w:r>
     </w:p>
     <w:p>
@@ -563,6 +570,11 @@
     <w:p>
       <w:r>
         <w:t>Dispatched instantly when our sensor-fusion model detects a physical floor impact (verified by mmWave decelerations and MEMS acoustic thud signals).</w:t>
+      </w:r>
+    </w:p>
+    <w:p>
+      <w:r>
+        <w:t>Example of a standard confirmed fall event (post-calibration):</w:t>
       </w:r>
     </w:p>
     <w:p>
@@ -622,7 +634,107 @@
     </w:p>
     <w:p>
       <w:r>
-        <w:t>"status": "critical_unresolved"</w:t>
+        <w:t>"status": "critical_unresolved",</w:t>
+      </w:r>
+    </w:p>
+    <w:p>
+      <w:r>
+        <w:t>"calibration_phase": false,</w:t>
+      </w:r>
+    </w:p>
+    <w:p>
+      <w:r>
+        <w:t>"confidence_status": "high"</w:t>
+      </w:r>
+    </w:p>
+    <w:p>
+      <w:r>
+        <w:t>}</w:t>
+      </w:r>
+    </w:p>
+    <w:p>
+      <w:r>
+        <w:t>}</w:t>
+      </w:r>
+    </w:p>
+    <w:p>
+      <w:r>
+        <w:t>`</w:t>
+      </w:r>
+    </w:p>
+    <w:p>
+      <w:r>
+        <w:t>Example of an active fall alert generated during the 48-Hour Calibration Window (Heuristic Fallback Mode):</w:t>
+      </w:r>
+    </w:p>
+    <w:p>
+      <w:r>
+        <w:t>`json</w:t>
+      </w:r>
+    </w:p>
+    <w:p>
+      <w:r>
+        <w:t>{</w:t>
+      </w:r>
+    </w:p>
+    <w:p>
+      <w:r>
+        <w:t>"event_id": "evt_9028499a",</w:t>
+      </w:r>
+    </w:p>
+    <w:p>
+      <w:r>
+        <w:t>"event_type": "alert.fall.confirmed",</w:t>
+      </w:r>
+    </w:p>
+    <w:p>
+      <w:r>
+        <w:t>"timestamp": "2026-06-23T15:18:12.441Z",</w:t>
+      </w:r>
+    </w:p>
+    <w:p>
+      <w:r>
+        <w:t>"device_uuid": "f81d4fae-7dec-11d0-a765-00a0c91e6bf6",</w:t>
+      </w:r>
+    </w:p>
+    <w:p>
+      <w:r>
+        <w:t>"facility_id": "aa1c305b-9d4f-4d67-8e12-3cf9052735ba",</w:t>
+      </w:r>
+    </w:p>
+    <w:p>
+      <w:r>
+        <w:t>"room_label": "Room 204 - Bathroom",</w:t>
+      </w:r>
+    </w:p>
+    <w:p>
+      <w:r>
+        <w:t>"data": {</w:t>
+      </w:r>
+    </w:p>
+    <w:p>
+      <w:r>
+        <w:t>"impact_g_force": 3.9,</w:t>
+      </w:r>
+    </w:p>
+    <w:p>
+      <w:r>
+        <w:t>"acoustic_match_frequency_hz": 44.1,</w:t>
+      </w:r>
+    </w:p>
+    <w:p>
+      <w:r>
+        <w:t>"status": "critical_unresolved",</w:t>
+      </w:r>
+    </w:p>
+    <w:p>
+      <w:r>
+        <w:t>"calibration_phase": true,</w:t>
+      </w:r>
+    </w:p>
+    <w:p>
+      <w:r>
+        <w:t>"confidence_status": "reduced_confidence_calibration"</w:t>
       </w:r>
     </w:p>
     <w:p>
@@ -702,7 +814,17 @@
     </w:p>
     <w:p>
       <w:r>
-        <w:t>"elapsed_dangling_seconds": 15</w:t>
+        <w:t>"elapsed_dangling_seconds": 15,</w:t>
+      </w:r>
+    </w:p>
+    <w:p>
+      <w:r>
+        <w:t>"calibration_phase": false,</w:t>
+      </w:r>
+    </w:p>
+    <w:p>
+      <w:r>
+        <w:t>"confidence_status": "high"</w:t>
       </w:r>
     </w:p>
     <w:p>
@@ -740,7 +862,7 @@
     </w:p>
     <w:p>
       <w:r>
-        <w:t>For hospital groups and nursing networks utilizing Epic, Cerner, or PointClickCare, LifeMetric supports standardized HL7 FHIR (Fast Healthcare Interoperability Resources) data flows.</w:t>
+        <w:t>For hospital groups and nursing networks utilizing FHIR EHR repositories, LifeMetric supports standardized HL7 FHIR (Fast Healthcare Interoperability Resources) data flows.</w:t>
       </w:r>
     </w:p>
     <w:p>
@@ -753,7 +875,7 @@
     </w:p>
     <w:p>
       <w:r>
-        <w:t>Vitals signs (average Heart Rate and Respiratory Rate) are compiled on a 15-minute rolling window and synced directly to the patient's EHR as a standard FHIR Observation resource:</w:t>
+        <w:t>Vital signs (average Heart Rate and Respiratory Rate) are compiled on a 15-minute rolling window and synced directly to the patient's EHR as a standard FHIR Observation resource:</w:t>
       </w:r>
     </w:p>
     <w:p>
@@ -769,7 +891,7 @@
         <w:pStyle w:val="ListBullet"/>
       </w:pPr>
       <w:r>
-        <w:t xml:space="preserve">  OAuth Authorization: Requires standard Epic/Cerner access tokens (patient/Observation.write).</w:t>
+        <w:t xml:space="preserve">  OAuth Authorization: Requires standard access tokens (patient/Observation.write).</w:t>
       </w:r>
     </w:p>
     <w:p>
